--- a/S1-CL2-Cloud-Disaster-Recovery/mappings/ICTCLD503_Assessment_Mapping.docx
+++ b/S1-CL2-Cloud-Disaster-Recovery/mappings/ICTCLD503_Assessment_Mapping.docx
@@ -2530,7 +2530,7 @@
           </w:tcPr>
           <w:p>
             <w:r>
-              <w:t>A1, A2</w:t>
+              <w:t>A1</w:t>
             </w:r>
           </w:p>
         </w:tc>
@@ -2637,7 +2637,7 @@
           </w:tcPr>
           <w:p>
             <w:r>
-              <w:t>A3</w:t>
+              <w:t>A1</w:t>
             </w:r>
           </w:p>
         </w:tc>
@@ -2744,7 +2744,7 @@
           </w:tcPr>
           <w:p>
             <w:r>
-              <w:t>A4</w:t>
+              <w:t>A2</w:t>
             </w:r>
           </w:p>
         </w:tc>
@@ -2851,7 +2851,7 @@
           </w:tcPr>
           <w:p>
             <w:r>
-              <w:t>A4</w:t>
+              <w:t>A3, A5</w:t>
             </w:r>
           </w:p>
         </w:tc>
@@ -2958,7 +2958,7 @@
           </w:tcPr>
           <w:p>
             <w:r>
-              <w:t>A5</w:t>
+              <w:t>A1, A4</w:t>
             </w:r>
           </w:p>
         </w:tc>
@@ -3065,7 +3065,7 @@
           </w:tcPr>
           <w:p>
             <w:r>
-              <w:t>A6</w:t>
+              <w:t>A5</w:t>
             </w:r>
           </w:p>
         </w:tc>
@@ -3172,7 +3172,7 @@
           </w:tcPr>
           <w:p>
             <w:r>
-              <w:t>A7, A11</w:t>
+              <w:t>A7</w:t>
             </w:r>
           </w:p>
         </w:tc>
@@ -3388,7 +3388,7 @@
           </w:tcPr>
           <w:p>
             <w:r>
-              <w:t>A9</w:t>
+              <w:t>A8</w:t>
             </w:r>
           </w:p>
         </w:tc>
@@ -3495,7 +3495,7 @@
           </w:tcPr>
           <w:p>
             <w:r>
-              <w:t>A10</w:t>
+              <w:t>A9</w:t>
             </w:r>
           </w:p>
         </w:tc>
@@ -3602,7 +3602,7 @@
           </w:tcPr>
           <w:p>
             <w:r>
-              <w:t>A11</w:t>
+              <w:t>A10</w:t>
             </w:r>
           </w:p>
         </w:tc>
@@ -3725,7 +3725,7 @@
           </w:tcPr>
           <w:p>
             <w:r>
-              <w:t>D4</w:t>
+              <w:t>M5</w:t>
             </w:r>
           </w:p>
         </w:tc>
@@ -3832,7 +3832,7 @@
           </w:tcPr>
           <w:p>
             <w:r>
-              <w:t>D4</w:t>
+              <w:t>M6</w:t>
             </w:r>
           </w:p>
         </w:tc>
@@ -3939,7 +3939,7 @@
           </w:tcPr>
           <w:p>
             <w:r>
-              <w:t>D4, D9</w:t>
+              <w:t>M7</w:t>
             </w:r>
           </w:p>
         </w:tc>
@@ -4046,7 +4046,7 @@
           </w:tcPr>
           <w:p>
             <w:r>
-              <w:t>D5</w:t>
+              <w:t>M8</w:t>
             </w:r>
           </w:p>
         </w:tc>
@@ -4155,7 +4155,7 @@
           </w:tcPr>
           <w:p>
             <w:r>
-              <w:t>D6</w:t>
+              <w:t>M10</w:t>
             </w:r>
           </w:p>
         </w:tc>
@@ -4262,7 +4262,7 @@
           </w:tcPr>
           <w:p>
             <w:r>
-              <w:t>D11</w:t>
+              <w:t>M13</w:t>
             </w:r>
           </w:p>
         </w:tc>
@@ -4369,7 +4369,7 @@
           </w:tcPr>
           <w:p>
             <w:r>
-              <w:t>D11</w:t>
+              <w:t>M13</w:t>
             </w:r>
           </w:p>
         </w:tc>
@@ -4752,7 +4752,7 @@
           </w:tcPr>
           <w:p>
             <w:r>
-              <w:t>A4</w:t>
+              <w:t>A6</w:t>
             </w:r>
           </w:p>
         </w:tc>
@@ -4845,7 +4845,7 @@
           </w:tcPr>
           <w:p>
             <w:r>
-              <w:t>A8</w:t>
+              <w:t>A9</w:t>
             </w:r>
           </w:p>
         </w:tc>
@@ -4952,7 +4952,7 @@
           </w:tcPr>
           <w:p>
             <w:r>
-              <w:t>D4</w:t>
+              <w:t>M6, M7</w:t>
             </w:r>
           </w:p>
         </w:tc>
@@ -5045,7 +5045,7 @@
           </w:tcPr>
           <w:p>
             <w:r>
-              <w:t>D7</w:t>
+              <w:t>M2, M4, M6</w:t>
             </w:r>
           </w:p>
         </w:tc>
@@ -5124,7 +5124,7 @@
           </w:tcPr>
           <w:p>
             <w:r>
-              <w:t>A6</w:t>
+              <w:t>A4, A11</w:t>
             </w:r>
           </w:p>
         </w:tc>
@@ -5546,7 +5546,7 @@
           </w:tcPr>
           <w:p>
             <w:r>
-              <w:t>D12</w:t>
+              <w:t>M14</w:t>
             </w:r>
           </w:p>
         </w:tc>
@@ -5640,7 +5640,7 @@
           </w:tcPr>
           <w:p>
             <w:r>
-              <w:t>D12</w:t>
+              <w:t>M14</w:t>
             </w:r>
           </w:p>
         </w:tc>
@@ -5740,7 +5740,7 @@
           </w:tcPr>
           <w:p>
             <w:r>
-              <w:t>A12, C5</w:t>
+              <w:t>A4, A11</w:t>
             </w:r>
           </w:p>
         </w:tc>
@@ -5849,7 +5849,7 @@
           </w:tcPr>
           <w:p>
             <w:r>
-              <w:t>A12, C5</w:t>
+              <w:t>A8, A9, A11</w:t>
             </w:r>
           </w:p>
         </w:tc>
@@ -5957,7 +5957,7 @@
           </w:tcPr>
           <w:p>
             <w:r>
-              <w:t>D12</w:t>
+              <w:t>M3, M8, M14</w:t>
             </w:r>
           </w:p>
         </w:tc>
@@ -6037,7 +6037,7 @@
           </w:tcPr>
           <w:p>
             <w:r>
-              <w:t>A12, C5</w:t>
+              <w:t>A11</w:t>
             </w:r>
           </w:p>
         </w:tc>

--- a/S1-CL2-Cloud-Disaster-Recovery/mappings/ICTCLD503_Assessment_Mapping.docx
+++ b/S1-CL2-Cloud-Disaster-Recovery/mappings/ICTCLD503_Assessment_Mapping.docx
@@ -6519,7 +6519,7 @@
           </w:tcPr>
           <w:p>
             <w:r>
-              <w:t>A3</w:t>
+              <w:t>A1</w:t>
             </w:r>
           </w:p>
         </w:tc>
@@ -6639,7 +6639,7 @@
           </w:tcPr>
           <w:p>
             <w:r>
-              <w:t>A11, A13</w:t>
+              <w:t>A7, A10</w:t>
             </w:r>
           </w:p>
         </w:tc>
@@ -6654,7 +6654,7 @@
           </w:tcPr>
           <w:p>
             <w:r>
-              <w:t>D13</w:t>
+              <w:t>M11</w:t>
             </w:r>
           </w:p>
         </w:tc>
@@ -6759,7 +6759,7 @@
           </w:tcPr>
           <w:p>
             <w:r>
-              <w:t>A8</w:t>
+              <w:t>A4, A5</w:t>
             </w:r>
           </w:p>
         </w:tc>
@@ -6879,7 +6879,7 @@
           </w:tcPr>
           <w:p>
             <w:r>
-              <w:t>A7</w:t>
+              <w:t>A5, A11</w:t>
             </w:r>
           </w:p>
         </w:tc>
